--- a/docs/墨刀导入/产品设计/05-页面与交互规格.docx
+++ b/docs/墨刀导入/产品设计/05-页面与交互规格.docx
@@ -7279,7 +7279,7 @@
               <w:rPr>
                 <w:sz w:val="18"/>
               </w:rPr>
-              <w:t>≥ 0.75</w:t>
+              <w:t>≥ 85%</w:t>
             </w:r>
           </w:p>
         </w:tc>
@@ -7342,9 +7342,10 @@
             </w:r>
             <w:r>
               <w:rPr>
-                <w:sz w:val="18"/>
-              </w:rPr>
-              <w:t>≤ 5%</w:t>
+                <w:b/>
+                <w:sz w:val="18"/>
+              </w:rPr>
+              <w:t>≤ 2%</w:t>
             </w:r>
           </w:p>
         </w:tc>
@@ -7365,7 +7366,20 @@
               <w:rPr>
                 <w:sz w:val="18"/>
               </w:rPr>
-              <w:t>调整阈值</w:t>
+              <w:t>调整阈值（</w:t>
+            </w:r>
+            <w:r>
+              <w:rPr>
+                <w:b/>
+                <w:sz w:val="18"/>
+              </w:rPr>
+              <w:t>一票否决</w:t>
+            </w:r>
+            <w:r>
+              <w:rPr>
+                <w:sz w:val="18"/>
+              </w:rPr>
+              <w:t>）</w:t>
             </w:r>
           </w:p>
         </w:tc>
@@ -7388,7 +7402,7 @@
               <w:rPr>
                 <w:sz w:val="18"/>
               </w:rPr>
-              <w:t>题目采纳率</w:t>
+              <w:t>面试题采纳率</w:t>
             </w:r>
           </w:p>
         </w:tc>
@@ -7409,7 +7423,7 @@
               <w:rPr>
                 <w:sz w:val="18"/>
               </w:rPr>
-              <w:t>≥ 60%</w:t>
+              <w:t>≥ 70%</w:t>
             </w:r>
           </w:p>
         </w:tc>
@@ -7453,6 +7467,71 @@
               <w:rPr>
                 <w:sz w:val="18"/>
               </w:rPr>
+              <w:t>引用准确率</w:t>
+            </w:r>
+          </w:p>
+        </w:tc>
+        <w:tc>
+          <w:tcPr>
+            <w:tcW w:type="dxa" w:w="3408"/>
+          </w:tcPr>
+          <w:p>
+            <w:pPr>
+              <w:spacing w:after="20"/>
+            </w:pPr>
+            <w:r>
+              <w:rPr>
+                <w:sz w:val="18"/>
+              </w:rPr>
+            </w:r>
+            <w:r>
+              <w:rPr>
+                <w:sz w:val="18"/>
+              </w:rPr>
+              <w:t>≥ 92%</w:t>
+            </w:r>
+          </w:p>
+        </w:tc>
+        <w:tc>
+          <w:tcPr>
+            <w:tcW w:type="dxa" w:w="3408"/>
+          </w:tcPr>
+          <w:p>
+            <w:pPr>
+              <w:spacing w:after="20"/>
+            </w:pPr>
+            <w:r>
+              <w:rPr>
+                <w:sz w:val="18"/>
+              </w:rPr>
+            </w:r>
+            <w:r>
+              <w:rPr>
+                <w:sz w:val="18"/>
+              </w:rPr>
+              <w:t>检查证据定位链路</w:t>
+            </w:r>
+          </w:p>
+        </w:tc>
+      </w:tr>
+      <w:tr>
+        <w:tc>
+          <w:tcPr>
+            <w:tcW w:type="dxa" w:w="3408"/>
+          </w:tcPr>
+          <w:p>
+            <w:pPr>
+              <w:spacing w:after="20"/>
+            </w:pPr>
+            <w:r>
+              <w:rPr>
+                <w:sz w:val="18"/>
+              </w:rPr>
+            </w:r>
+            <w:r>
+              <w:rPr>
+                <w:sz w:val="18"/>
+              </w:rPr>
               <w:t>处理耗时 P95</w:t>
             </w:r>
           </w:p>
@@ -7474,7 +7553,7 @@
               <w:rPr>
                 <w:sz w:val="18"/>
               </w:rPr>
-              <w:t>≤ 30s</w:t>
+              <w:t>18s 以内</w:t>
             </w:r>
           </w:p>
         </w:tc>
